--- a/contents/battle-workbook/secuops-w03.docx
+++ b/contents/battle-workbook/secuops-w03.docx
@@ -50,7 +50,7 @@
           <w:rFonts w:ascii="맑은 고딕" w:hAnsi="맑은 고딕" w:eastAsia="맑은 고딕"/>
           <w:sz w:val="21"/>
         </w:rPr>
-        <w:t xml:space="preserve">보안운영 3주차 — 직원 PC(Windows 엔드포인트, 6v6-win)를 노린 공격을 </w:t>
+        <w:t xml:space="preserve">보안운영 3주차 — 직원 PC(Windows 엔드포인트, el34-win)를 노린 공격을 </w:t>
       </w:r>
       <w:r>
         <w:rPr>
@@ -116,7 +116,7 @@
           <w:rFonts w:ascii="맑은 고딕" w:hAnsi="맑은 고딕" w:eastAsia="맑은 고딕"/>
           <w:sz w:val="21"/>
         </w:rPr>
-        <w:t>▸ 공격자 위치(이 주차는 두 종류를 명시적으로 구분한다 — 채점 혼동 금지):</w:t>
+        <w:t>▸ 공격자 위치(중요)</w:t>
       </w:r>
       <w:r>
         <w:br/>
@@ -126,7 +126,7 @@
           <w:rFonts w:ascii="맑은 고딕" w:hAnsi="맑은 고딕" w:eastAsia="맑은 고딕"/>
           <w:sz w:val="21"/>
         </w:rPr>
-        <w:t xml:space="preserve">• </w:t>
+        <w:t xml:space="preserve">이 주차의 Red 미션은 </w:t>
       </w:r>
       <w:r>
         <w:rPr>
@@ -134,14 +134,14 @@
           <w:b/>
           <w:sz w:val="21"/>
         </w:rPr>
-        <w:t>외부 공격자(attacker-ext)</w:t>
+        <w:t>망 외부 공격자 VM(192.168.0.202)</w:t>
       </w:r>
       <w:r>
         <w:rPr>
           <w:rFonts w:ascii="맑은 고딕" w:hAnsi="맑은 고딕" w:eastAsia="맑은 고딕"/>
           <w:sz w:val="21"/>
         </w:rPr>
-        <w:t>: 경계 너머에서 RDP 등 노출 포트로 무차별 대입(RED-1).</w:t>
+        <w:t xml:space="preserve"> 기준이다. el34 는 공격자의 출처 IP를</w:t>
       </w:r>
       <w:r>
         <w:br/>
@@ -151,7 +151,7 @@
           <w:rFonts w:ascii="맑은 고딕" w:hAnsi="맑은 고딕" w:eastAsia="맑은 고딕"/>
           <w:sz w:val="21"/>
         </w:rPr>
-        <w:t>→ 외부 명령 미수집 → 대상 엔드포인트의 Windows 보안 이벤트(EID 4625)가 Wazuh 로 올라온</w:t>
+        <w:t>fw→ips→web(WAF) 전 계층에 그대로 보존하므로(HAProxy 제거·NAT 출처소실 없음), Red 채점은 **대상</w:t>
       </w:r>
       <w:r>
         <w:br/>
@@ -161,7 +161,22 @@
           <w:rFonts w:ascii="맑은 고딕" w:hAnsi="맑은 고딕" w:eastAsia="맑은 고딕"/>
           <w:sz w:val="21"/>
         </w:rPr>
-        <w:t>흔적으로 채점.</w:t>
+        <w:t>(el34) 인프라에 남은 탐지 흔적</w:t>
+      </w:r>
+      <w:r>
+        <w:rPr>
+          <w:rFonts w:ascii="맑은 고딕" w:hAnsi="맑은 고딕" w:eastAsia="맑은 고딕"/>
+          <w:b/>
+          <w:sz w:val="21"/>
+        </w:rPr>
+        <w:t xml:space="preserve">(WAF audit / IPS / 호스트 계정·포트)과 </w:t>
+      </w:r>
+      <w:r>
+        <w:rPr>
+          <w:rFonts w:ascii="맑은 고딕" w:hAnsi="맑은 고딕" w:eastAsia="맑은 고딕"/>
+          <w:sz w:val="21"/>
+        </w:rPr>
+        <w:t>출처 IP(192.168.0.202)·</w:t>
       </w:r>
       <w:r>
         <w:br/>
@@ -171,7 +186,7 @@
           <w:rFonts w:ascii="맑은 고딕" w:hAnsi="맑은 고딕" w:eastAsia="맑은 고딕"/>
           <w:sz w:val="21"/>
         </w:rPr>
-        <w:t xml:space="preserve">• </w:t>
+        <w:t>고유 태그 상관</w:t>
       </w:r>
       <w:r>
         <w:rPr>
@@ -179,59 +194,14 @@
           <w:b/>
           <w:sz w:val="21"/>
         </w:rPr>
-        <w:t>내부 발판(attacker, 2202) — 침해 후 시뮬레이션</w:t>
+        <w:t xml:space="preserve">으로 한다. 반드시 </w:t>
       </w:r>
       <w:r>
         <w:rPr>
           <w:rFonts w:ascii="맑은 고딕" w:hAnsi="맑은 고딕" w:eastAsia="맑은 고딕"/>
           <w:sz w:val="21"/>
         </w:rPr>
-        <w:t>: 경계를 이미 통과했다고 가정하고</w:t>
-      </w:r>
-      <w:r>
-        <w:br/>
-      </w:r>
-      <w:r>
-        <w:rPr>
-          <w:rFonts w:ascii="맑은 고딕" w:hAnsi="맑은 고딕" w:eastAsia="맑은 고딕"/>
-          <w:sz w:val="21"/>
-        </w:rPr>
-        <w:t>엔드포인트에서 악성 실행(PowerShell/LOLBAS)을 재현(RED-2). → 이 행위가 엔드포인트의</w:t>
-      </w:r>
-      <w:r>
-        <w:br/>
-      </w:r>
-      <w:r>
-        <w:rPr>
-          <w:rFonts w:ascii="맑은 고딕" w:hAnsi="맑은 고딕" w:eastAsia="맑은 고딕"/>
-          <w:sz w:val="21"/>
-        </w:rPr>
-        <w:t>Sysmon 이벤트로 Wazuh 에 남는지로 채점(내부 발판임을 문제에 명시).</w:t>
-      </w:r>
-      <w:r>
-        <w:br/>
-      </w:r>
-      <w:r>
-        <w:rPr>
-          <w:rFonts w:ascii="맑은 고딕" w:hAnsi="맑은 고딕" w:eastAsia="맑은 고딕"/>
-          <w:sz w:val="21"/>
-        </w:rPr>
-        <w:t xml:space="preserve">어느 경우든 </w:t>
-      </w:r>
-      <w:r>
-        <w:rPr>
-          <w:rFonts w:ascii="맑은 고딕" w:hAnsi="맑은 고딕" w:eastAsia="맑은 고딕"/>
-          <w:b/>
-          <w:sz w:val="21"/>
-        </w:rPr>
-        <w:t>채점 신호는 엔드포인트→Wazuh 의 탐지 이벤트</w:t>
-      </w:r>
-      <w:r>
-        <w:rPr>
-          <w:rFonts w:ascii="맑은 고딕" w:hAnsi="맑은 고딕" w:eastAsia="맑은 고딕"/>
-          <w:sz w:val="21"/>
-        </w:rPr>
-        <w:t xml:space="preserve"> 다(공격자 위치와 무관하게 일관).</w:t>
+        <w:t>고유 태그**를 붙여 앰비언트 노이즈와 구분되게 한다.</w:t>
       </w:r>
     </w:p>
     <w:p>
@@ -277,7 +247,7 @@
           <w:b/>
           <w:sz w:val="21"/>
         </w:rPr>
-        <w:t>망 외부 공격자(attacker-ext)</w:t>
+        <w:t>망 외부 공격자(외부 공격자 VM 192.168.0.202)</w:t>
       </w:r>
       <w:r>
         <w:rPr>
@@ -329,7 +299,7 @@
           <w:rFonts w:ascii="Consolas" w:hAnsi="Consolas"/>
           <w:sz w:val="19"/>
         </w:rPr>
-        <w:t>hydra -l Administrator -P /usr/share/wordlists/small.txt rdp://&lt;대상_공개IP&gt; -t 2 -f</w:t>
+        <w:t>hydra -l Administrator -P /usr/share/wordlists/small.txt rdp://192.168.0.161 -t 2 -f</w:t>
         <w:br/>
         <w:t># 또는 crowbar/ncrack 의 RDP 모듈</w:t>
       </w:r>
@@ -363,7 +333,7 @@
           <w:rFonts w:ascii="맑은 고딕" w:hAnsi="맑은 고딕" w:eastAsia="맑은 고딕"/>
           <w:sz w:val="21"/>
         </w:rPr>
-        <w:t>흔적** 으로 채점한다(외부 attacker-ext 명령 로그 불신뢰).</w:t>
+        <w:t>흔적** 으로 채점한다(외부 외부 공격자 VM(192.168.0.202) 명령 로그 불신뢰).</w:t>
       </w:r>
     </w:p>
     <w:p>
@@ -449,7 +419,7 @@
           <w:b/>
           <w:sz w:val="22"/>
         </w:rPr>
-        <w:t>▶ 실행 결과 화면 (스크린샷 붙여넣기)</w:t>
+        <w:t>▶ 실행 결과 (출력/스크린샷)</w:t>
       </w:r>
     </w:p>
     <w:tbl>
@@ -483,7 +453,7 @@
                 <w:color w:val="AAAAAA"/>
                 <w:sz w:val="18"/>
               </w:rPr>
-              <w:t>여기에 결과 스크린샷을 붙여넣으세요 (커서를 두고 Ctrl+V)</w:t>
+              <w:t>여기에 결과 출력을 적거나 스크린샷을 붙여넣으세요 (커서를 두고 Ctrl+V)</w:t>
             </w:r>
           </w:p>
         </w:tc>
@@ -792,7 +762,7 @@
           <w:b/>
           <w:sz w:val="22"/>
         </w:rPr>
-        <w:t>▶ 실행 결과 화면 (스크린샷 붙여넣기)</w:t>
+        <w:t>▶ 실행 결과 (출력/스크린샷)</w:t>
       </w:r>
     </w:p>
     <w:tbl>
@@ -826,7 +796,7 @@
                 <w:color w:val="AAAAAA"/>
                 <w:sz w:val="18"/>
               </w:rPr>
-              <w:t>여기에 결과 스크린샷을 붙여넣으세요 (커서를 두고 Ctrl+V)</w:t>
+              <w:t>여기에 결과 출력을 적거나 스크린샷을 붙여넣으세요 (커서를 두고 Ctrl+V)</w:t>
             </w:r>
           </w:p>
         </w:tc>
@@ -907,7 +877,7 @@
           <w:rFonts w:ascii="맑은 고딕" w:hAnsi="맑은 고딕" w:eastAsia="맑은 고딕"/>
           <w:sz w:val="21"/>
         </w:rPr>
-        <w:t>직원 PC(6v6-win)가 Wazuh 에 에이전트로 등록·Active 이고 Sysmon 이 이벤트를 보내고 있는지</w:t>
+        <w:t>직원 PC(el34-win)가 Wazuh 에 에이전트로 등록·Active 이고 Sysmon 이 이벤트를 보내고 있는지</w:t>
       </w:r>
       <w:r>
         <w:br/>
@@ -939,7 +909,7 @@
           <w:rFonts w:ascii="맑은 고딕" w:hAnsi="맑은 고딕" w:eastAsia="맑은 고딕"/>
           <w:sz w:val="21"/>
         </w:rPr>
-        <w:t>본인 SIEM 에 Windows 엔드포인트(6v6-win) 관련 이벤트/경보 수집 흔적이 있다.</w:t>
+        <w:t>본인 SIEM 에 Windows 엔드포인트(el34-win) 관련 이벤트/경보 수집 흔적이 있다.</w:t>
       </w:r>
     </w:p>
     <w:p/>
@@ -1003,7 +973,7 @@
           <w:b/>
           <w:sz w:val="22"/>
         </w:rPr>
-        <w:t>▶ 실행 결과 화면 (스크린샷 붙여넣기)</w:t>
+        <w:t>▶ 실행 결과 (출력/스크린샷)</w:t>
       </w:r>
     </w:p>
     <w:tbl>
@@ -1037,7 +1007,7 @@
                 <w:color w:val="AAAAAA"/>
                 <w:sz w:val="18"/>
               </w:rPr>
-              <w:t>여기에 결과 스크린샷을 붙여넣으세요 (커서를 두고 Ctrl+V)</w:t>
+              <w:t>여기에 결과 출력을 적거나 스크린샷을 붙여넣으세요 (커서를 두고 Ctrl+V)</w:t>
             </w:r>
           </w:p>
         </w:tc>
@@ -1229,7 +1199,7 @@
           <w:b/>
           <w:sz w:val="22"/>
         </w:rPr>
-        <w:t>▶ 실행 결과 화면 (스크린샷 붙여넣기)</w:t>
+        <w:t>▶ 실행 결과 (출력/스크린샷)</w:t>
       </w:r>
     </w:p>
     <w:tbl>
@@ -1263,7 +1233,7 @@
                 <w:color w:val="AAAAAA"/>
                 <w:sz w:val="18"/>
               </w:rPr>
-              <w:t>여기에 결과 스크린샷을 붙여넣으세요 (커서를 두고 Ctrl+V)</w:t>
+              <w:t>여기에 결과 출력을 적거나 스크린샷을 붙여넣으세요 (커서를 두고 Ctrl+V)</w:t>
             </w:r>
           </w:p>
         </w:tc>
@@ -1454,7 +1424,7 @@
           <w:b/>
           <w:sz w:val="22"/>
         </w:rPr>
-        <w:t>▶ 실행 결과 화면 (스크린샷 붙여넣기)</w:t>
+        <w:t>▶ 실행 결과 (출력/스크린샷)</w:t>
       </w:r>
     </w:p>
     <w:tbl>
@@ -1488,7 +1458,7 @@
                 <w:color w:val="AAAAAA"/>
                 <w:sz w:val="18"/>
               </w:rPr>
-              <w:t>여기에 결과 스크린샷을 붙여넣으세요 (커서를 두고 Ctrl+V)</w:t>
+              <w:t>여기에 결과 출력을 적거나 스크린샷을 붙여넣으세요 (커서를 두고 Ctrl+V)</w:t>
             </w:r>
           </w:p>
         </w:tc>
@@ -1717,7 +1687,7 @@
           <w:b/>
           <w:sz w:val="22"/>
         </w:rPr>
-        <w:t>▶ 실행 결과 화면 (스크린샷 붙여넣기)</w:t>
+        <w:t>▶ 실행 결과 (출력/스크린샷)</w:t>
       </w:r>
     </w:p>
     <w:tbl>
@@ -1751,7 +1721,7 @@
                 <w:color w:val="AAAAAA"/>
                 <w:sz w:val="18"/>
               </w:rPr>
-              <w:t>여기에 결과 스크린샷을 붙여넣으세요 (커서를 두고 Ctrl+V)</w:t>
+              <w:t>여기에 결과 출력을 적거나 스크린샷을 붙여넣으세요 (커서를 두고 Ctrl+V)</w:t>
             </w:r>
           </w:p>
         </w:tc>
@@ -1928,7 +1898,7 @@
           <w:b/>
           <w:sz w:val="22"/>
         </w:rPr>
-        <w:t>▶ 실행 결과 화면 (스크린샷 붙여넣기)</w:t>
+        <w:t>▶ 실행 결과 (출력/스크린샷)</w:t>
       </w:r>
     </w:p>
     <w:tbl>
@@ -1962,7 +1932,7 @@
                 <w:color w:val="AAAAAA"/>
                 <w:sz w:val="18"/>
               </w:rPr>
-              <w:t>여기에 결과 스크린샷을 붙여넣으세요 (커서를 두고 Ctrl+V)</w:t>
+              <w:t>여기에 결과 출력을 적거나 스크린샷을 붙여넣으세요 (커서를 두고 Ctrl+V)</w:t>
             </w:r>
           </w:p>
         </w:tc>
